--- a/document_templates/Contracts/particular/billet_a_ordre_particular.docx
+++ b/document_templates/Contracts/particular/billet_a_ordre_particular.docx
@@ -38,6 +38,12 @@
             <w:insideH w:val="single" w:color="auto" w:sz="4" w:space="0"/>
             <w:insideV w:val="single" w:color="auto" w:sz="4" w:space="0"/>
           </w:tblBorders>
+          <w:tblCellMar>
+            <w:top w:w="0" w:type="dxa"/>
+            <w:left w:w="108" w:type="dxa"/>
+            <w:bottom w:w="0" w:type="dxa"/>
+            <w:right w:w="108" w:type="dxa"/>
+          </w:tblCellMar>
         </w:tblPrEx>
         <w:trPr>
           <w:trHeight w:val="561" w:hRule="atLeast"/>
@@ -588,8 +594,8 @@
       </w:tblPr>
       <w:tblGrid>
         <w:gridCol w:w="2670"/>
-        <w:gridCol w:w="2496"/>
-        <w:gridCol w:w="3727"/>
+        <w:gridCol w:w="2495"/>
+        <w:gridCol w:w="3728"/>
         <w:gridCol w:w="2692"/>
         <w:gridCol w:w="2496"/>
       </w:tblGrid>
@@ -603,6 +609,12 @@
             <w:insideH w:val="none" w:color="auto" w:sz="0" w:space="0"/>
             <w:insideV w:val="none" w:color="auto" w:sz="0" w:space="0"/>
           </w:tblBorders>
+          <w:tblCellMar>
+            <w:top w:w="0" w:type="dxa"/>
+            <w:left w:w="108" w:type="dxa"/>
+            <w:bottom w:w="0" w:type="dxa"/>
+            <w:right w:w="108" w:type="dxa"/>
+          </w:tblCellMar>
         </w:tblPrEx>
         <w:trPr>
           <w:trHeight w:val="360" w:hRule="atLeast"/>
@@ -773,6 +785,12 @@
             <w:insideH w:val="none" w:color="auto" w:sz="0" w:space="0"/>
             <w:insideV w:val="none" w:color="auto" w:sz="0" w:space="0"/>
           </w:tblBorders>
+          <w:tblCellMar>
+            <w:top w:w="0" w:type="dxa"/>
+            <w:left w:w="108" w:type="dxa"/>
+            <w:bottom w:w="0" w:type="dxa"/>
+            <w:right w:w="108" w:type="dxa"/>
+          </w:tblCellMar>
         </w:tblPrEx>
         <w:trPr>
           <w:trHeight w:val="300" w:hRule="atLeast"/>
@@ -924,6 +942,12 @@
             <w:insideH w:val="none" w:color="auto" w:sz="0" w:space="0"/>
             <w:insideV w:val="none" w:color="auto" w:sz="0" w:space="0"/>
           </w:tblBorders>
+          <w:tblCellMar>
+            <w:top w:w="0" w:type="dxa"/>
+            <w:left w:w="108" w:type="dxa"/>
+            <w:bottom w:w="0" w:type="dxa"/>
+            <w:right w:w="108" w:type="dxa"/>
+          </w:tblCellMar>
         </w:tblPrEx>
         <w:trPr>
           <w:trHeight w:val="285" w:hRule="atLeast"/>
@@ -973,24 +997,10 @@
                 <w:vertAlign w:val="baseline"/>
                 <w:lang w:val="en-US"/>
               </w:rPr>
-              <w:t>" ${verbal_trial.civility} ${verbal_trial.applicant_last_name}, ${verbal_trial.applicant_first_name} titulaire de ${representative_type_of_identity_document</w:t>
+              <w:t>${verbal_trial.civility} ${verbal_trial.applicant_last_name}, ${verbal_trial.applicant_first_name} titulaire de ${representative_type_of_identity_document} : ${representative_number_of_identity_document}</w:t>
             </w:r>
             <w:bookmarkStart w:id="0" w:name="_GoBack"/>
             <w:bookmarkEnd w:id="0"/>
-            <w:r>
-              <w:rPr>
-                <w:rFonts w:hint="default" w:ascii="Times New Roman" w:hAnsi="Times New Roman" w:cs="Times New Roman"/>
-                <w:b/>
-                <w:bCs/>
-                <w:kern w:val="0"/>
-                <w:position w:val="0"/>
-                <w:sz w:val="28"/>
-                <w:szCs w:val="28"/>
-                <w:vertAlign w:val="baseline"/>
-                <w:lang w:val="en-US"/>
-              </w:rPr>
-              <w:t>} : ${representative_number_of_identity_document} "</w:t>
-            </w:r>
           </w:p>
         </w:tc>
       </w:tr>
@@ -1005,6 +1015,12 @@
             <w:insideV w:val="none" w:color="auto" w:sz="0" w:space="0"/>
           </w:tblBorders>
           <w:shd w:val="clear" w:color="auto" w:fill="auto"/>
+          <w:tblCellMar>
+            <w:top w:w="0" w:type="dxa"/>
+            <w:left w:w="108" w:type="dxa"/>
+            <w:bottom w:w="0" w:type="dxa"/>
+            <w:right w:w="108" w:type="dxa"/>
+          </w:tblCellMar>
         </w:tblPrEx>
         <w:trPr>
           <w:trHeight w:val="285" w:hRule="atLeast"/>
@@ -1052,6 +1068,12 @@
             <w:insideH w:val="none" w:color="auto" w:sz="0" w:space="0"/>
             <w:insideV w:val="none" w:color="auto" w:sz="0" w:space="0"/>
           </w:tblBorders>
+          <w:tblCellMar>
+            <w:top w:w="0" w:type="dxa"/>
+            <w:left w:w="108" w:type="dxa"/>
+            <w:bottom w:w="0" w:type="dxa"/>
+            <w:right w:w="108" w:type="dxa"/>
+          </w:tblCellMar>
         </w:tblPrEx>
         <w:trPr>
           <w:trHeight w:val="285" w:hRule="atLeast"/>
@@ -1099,6 +1121,12 @@
             <w:insideH w:val="none" w:color="auto" w:sz="0" w:space="0"/>
             <w:insideV w:val="none" w:color="auto" w:sz="0" w:space="0"/>
           </w:tblBorders>
+          <w:tblCellMar>
+            <w:top w:w="0" w:type="dxa"/>
+            <w:left w:w="108" w:type="dxa"/>
+            <w:bottom w:w="0" w:type="dxa"/>
+            <w:right w:w="108" w:type="dxa"/>
+          </w:tblCellMar>
         </w:tblPrEx>
         <w:trPr>
           <w:trHeight w:val="360" w:hRule="atLeast"/>
@@ -1164,6 +1192,12 @@
             <w:insideH w:val="none" w:color="auto" w:sz="0" w:space="0"/>
             <w:insideV w:val="none" w:color="auto" w:sz="0" w:space="0"/>
           </w:tblBorders>
+          <w:tblCellMar>
+            <w:top w:w="0" w:type="dxa"/>
+            <w:left w:w="108" w:type="dxa"/>
+            <w:bottom w:w="0" w:type="dxa"/>
+            <w:right w:w="108" w:type="dxa"/>
+          </w:tblCellMar>
         </w:tblPrEx>
         <w:trPr>
           <w:trHeight w:val="285" w:hRule="atLeast"/>

--- a/document_templates/Contracts/particular/billet_a_ordre_particular.docx
+++ b/document_templates/Contracts/particular/billet_a_ordre_particular.docx
@@ -593,11 +593,11 @@
         </w:tblCellMar>
       </w:tblPr>
       <w:tblGrid>
-        <w:gridCol w:w="2670"/>
-        <w:gridCol w:w="2495"/>
-        <w:gridCol w:w="3728"/>
-        <w:gridCol w:w="2692"/>
-        <w:gridCol w:w="2496"/>
+        <w:gridCol w:w="2233"/>
+        <w:gridCol w:w="2081"/>
+        <w:gridCol w:w="3150"/>
+        <w:gridCol w:w="2251"/>
+        <w:gridCol w:w="2082"/>
       </w:tblGrid>
       <w:tr>
         <w:tblPrEx>
@@ -997,7 +997,7 @@
                 <w:vertAlign w:val="baseline"/>
                 <w:lang w:val="en-US"/>
               </w:rPr>
-              <w:t>${verbal_trial.civility} ${verbal_trial.applicant_last_name}, ${verbal_trial.applicant_first_name} titulaire de ${representative_type_of_identity_document} : ${representative_number_of_identity_document}</w:t>
+              <w:t xml:space="preserve">${verbal_trial.civility} ${verbal_trial.applicant_last_name}, ${verbal_trial.applicant_first_name} </w:t>
             </w:r>
             <w:bookmarkStart w:id="0" w:name="_GoBack"/>
             <w:bookmarkEnd w:id="0"/>

--- a/document_templates/Contracts/particular/billet_a_ordre_particular.docx
+++ b/document_templates/Contracts/particular/billet_a_ordre_particular.docx
@@ -400,7 +400,21 @@
           <w:szCs w:val="28"/>
           <w:lang w:val="en-US"/>
         </w:rPr>
-        <w:t>${verbal_trial.civility} ${verbal_trial.applicant_last_name}, ${verbal_trial.applicant_first_name}</w:t>
+        <w:t xml:space="preserve">${verbal_trial.civility} </w:t>
+      </w:r>
+      <w:bookmarkStart w:id="0" w:name="_GoBack"/>
+      <w:bookmarkEnd w:id="0"/>
+      <w:r>
+        <w:rPr>
+          <w:rFonts w:hint="default" w:ascii="Times New Roman" w:hAnsi="Times New Roman" w:cs="Times New Roman"/>
+          <w:b/>
+          <w:bCs/>
+          <w:color w:val="C9211E"/>
+          <w:sz w:val="28"/>
+          <w:szCs w:val="28"/>
+          <w:lang w:val="en-US"/>
+        </w:rPr>
+        <w:t>${verbal_trial.applicant_last_name}, ${verbal_trial.applicant_first_name}</w:t>
       </w:r>
       <w:r>
         <w:rPr>
@@ -593,11 +607,11 @@
         </w:tblCellMar>
       </w:tblPr>
       <w:tblGrid>
-        <w:gridCol w:w="2233"/>
-        <w:gridCol w:w="2081"/>
-        <w:gridCol w:w="3150"/>
-        <w:gridCol w:w="2251"/>
-        <w:gridCol w:w="2082"/>
+        <w:gridCol w:w="2220"/>
+        <w:gridCol w:w="2069"/>
+        <w:gridCol w:w="3132"/>
+        <w:gridCol w:w="2238"/>
+        <w:gridCol w:w="2068"/>
       </w:tblGrid>
       <w:tr>
         <w:tblPrEx>
@@ -997,10 +1011,8 @@
                 <w:vertAlign w:val="baseline"/>
                 <w:lang w:val="en-US"/>
               </w:rPr>
-              <w:t xml:space="preserve">${verbal_trial.civility} ${verbal_trial.applicant_last_name}, ${verbal_trial.applicant_first_name} </w:t>
+              <w:t xml:space="preserve">${verbal_trial.civility} ${verbal_trial.applicant_last_name} ${verbal_trial.applicant_first_name} </w:t>
             </w:r>
-            <w:bookmarkStart w:id="0" w:name="_GoBack"/>
-            <w:bookmarkEnd w:id="0"/>
           </w:p>
         </w:tc>
       </w:tr>

--- a/document_templates/Contracts/particular/billet_a_ordre_particular.docx
+++ b/document_templates/Contracts/particular/billet_a_ordre_particular.docx
@@ -400,31 +400,29 @@
           <w:szCs w:val="28"/>
           <w:lang w:val="en-US"/>
         </w:rPr>
-        <w:t xml:space="preserve">${verbal_trial.civility} </w:t>
+        <w:t>${verbal_trial.civility} ${verbal_trial.applicant_last_name}, ${verbal_trial.applicant_first_name}</w:t>
+      </w:r>
+      <w:r>
+        <w:rPr>
+          <w:rFonts w:hint="default" w:ascii="Times New Roman" w:hAnsi="Times New Roman" w:cs="Times New Roman"/>
+          <w:color w:val="C9211E"/>
+          <w:sz w:val="28"/>
+          <w:szCs w:val="28"/>
+          <w:lang w:val="en-US"/>
+        </w:rPr>
+        <w:t xml:space="preserve"> titulaire</w:t>
       </w:r>
       <w:bookmarkStart w:id="0" w:name="_GoBack"/>
       <w:bookmarkEnd w:id="0"/>
       <w:r>
         <w:rPr>
           <w:rFonts w:hint="default" w:ascii="Times New Roman" w:hAnsi="Times New Roman" w:cs="Times New Roman"/>
-          <w:b/>
-          <w:bCs/>
           <w:color w:val="C9211E"/>
           <w:sz w:val="28"/>
           <w:szCs w:val="28"/>
           <w:lang w:val="en-US"/>
         </w:rPr>
-        <w:t>${verbal_trial.applicant_last_name}, ${verbal_trial.applicant_first_name}</w:t>
-      </w:r>
-      <w:r>
-        <w:rPr>
-          <w:rFonts w:hint="default" w:ascii="Times New Roman" w:hAnsi="Times New Roman" w:cs="Times New Roman"/>
-          <w:color w:val="C9211E"/>
-          <w:sz w:val="28"/>
-          <w:szCs w:val="28"/>
-          <w:lang w:val="en-US"/>
-        </w:rPr>
-        <w:t xml:space="preserve"> titulaire de ${representative_type_of_identity_document} : ${representative_number_of_identity_document} </w:t>
+        <w:t xml:space="preserve"> ${representative_type_of_identity_document} : ${representative_number_of_identity_document} </w:t>
       </w:r>
       <w:r>
         <w:rPr>
